--- a/Курсовая работа 2026 1.1.docx
+++ b/Курсовая работа 2026 1.1.docx
@@ -401,16 +401,14 @@
               </w:rPr>
               <w:t xml:space="preserve">____________________ / Жуков </w:t>
             </w:r>
-            <w:proofErr w:type="gramStart"/>
             <w:r>
               <w:rPr>
                 <w:rFonts w:cs="Times New Roman"/>
                 <w:bCs/>
                 <w:szCs w:val="28"/>
               </w:rPr>
-              <w:t>М.И.</w:t>
+              <w:t>М. И.</w:t>
             </w:r>
-            <w:proofErr w:type="gramEnd"/>
           </w:p>
           <w:p>
             <w:pPr>
@@ -527,16 +525,14 @@
               </w:rPr>
               <w:t xml:space="preserve">____________________ / Козлов </w:t>
             </w:r>
-            <w:proofErr w:type="gramStart"/>
             <w:r>
               <w:rPr>
                 <w:rFonts w:cs="Times New Roman"/>
                 <w:bCs/>
                 <w:szCs w:val="28"/>
               </w:rPr>
-              <w:t>А.И.</w:t>
+              <w:t>А. И.</w:t>
             </w:r>
-            <w:proofErr w:type="gramEnd"/>
           </w:p>
           <w:p>
             <w:pPr>
@@ -670,10 +666,16 @@
           <w:pPr>
             <w:pStyle w:val="11"/>
             <w:tabs>
-              <w:tab w:val="right" w:leader="dot" w:pos="9357"/>
+              <w:tab w:val="right" w:leader="dot" w:pos="9347"/>
             </w:tabs>
             <w:rPr>
-              <w:rFonts w:cs="Times New Roman"/>
+              <w:rFonts w:asciiTheme="minorHAnsi" w:eastAsiaTheme="minorEastAsia" w:hAnsiTheme="minorHAnsi" w:cstheme="minorBidi"/>
+              <w:noProof/>
+              <w:kern w:val="2"/>
+              <w:sz w:val="24"/>
+              <w:szCs w:val="24"/>
+              <w:lang w:val="en-US"/>
+              <w14:ligatures w14:val="standardContextual"/>
             </w:rPr>
           </w:pPr>
           <w:r>
@@ -694,51 +696,53 @@
             </w:rPr>
             <w:fldChar w:fldCharType="separate"/>
           </w:r>
-          <w:hyperlink w:anchor="_Toc20792" w:history="1">
+          <w:hyperlink w:anchor="_Toc225845770" w:history="1">
             <w:r>
               <w:rPr>
+                <w:rStyle w:val="a8"/>
                 <w:rFonts w:cs="Times New Roman"/>
+                <w:noProof/>
               </w:rPr>
               <w:t>Введение</w:t>
             </w:r>
             <w:r>
               <w:rPr>
-                <w:rFonts w:cs="Times New Roman"/>
+                <w:noProof/>
               </w:rPr>
               <w:tab/>
             </w:r>
             <w:r>
               <w:rPr>
-                <w:rFonts w:cs="Times New Roman"/>
+                <w:noProof/>
               </w:rPr>
               <w:fldChar w:fldCharType="begin"/>
             </w:r>
             <w:r>
               <w:rPr>
-                <w:rFonts w:cs="Times New Roman"/>
-              </w:rPr>
-              <w:instrText xml:space="preserve"> PAGEREF _Toc20792 \h </w:instrText>
+                <w:noProof/>
+              </w:rPr>
+              <w:instrText xml:space="preserve"> PAGEREF _Toc225845770 \h </w:instrText>
             </w:r>
             <w:r>
               <w:rPr>
-                <w:rFonts w:cs="Times New Roman"/>
+                <w:noProof/>
               </w:rPr>
             </w:r>
             <w:r>
               <w:rPr>
-                <w:rFonts w:cs="Times New Roman"/>
+                <w:noProof/>
               </w:rPr>
               <w:fldChar w:fldCharType="separate"/>
             </w:r>
             <w:r>
               <w:rPr>
-                <w:rFonts w:cs="Times New Roman"/>
+                <w:noProof/>
               </w:rPr>
               <w:t>3</w:t>
             </w:r>
             <w:r>
               <w:rPr>
-                <w:rFonts w:cs="Times New Roman"/>
+                <w:noProof/>
               </w:rPr>
               <w:fldChar w:fldCharType="end"/>
             </w:r>
@@ -748,57 +752,65 @@
           <w:pPr>
             <w:pStyle w:val="11"/>
             <w:tabs>
-              <w:tab w:val="right" w:leader="dot" w:pos="9357"/>
+              <w:tab w:val="right" w:leader="dot" w:pos="9347"/>
             </w:tabs>
             <w:rPr>
-              <w:rFonts w:cs="Times New Roman"/>
+              <w:rFonts w:asciiTheme="minorHAnsi" w:eastAsiaTheme="minorEastAsia" w:hAnsiTheme="minorHAnsi" w:cstheme="minorBidi"/>
+              <w:noProof/>
+              <w:kern w:val="2"/>
+              <w:sz w:val="24"/>
+              <w:szCs w:val="24"/>
+              <w:lang w:val="en-US"/>
+              <w14:ligatures w14:val="standardContextual"/>
             </w:rPr>
           </w:pPr>
-          <w:hyperlink w:anchor="_Toc8931" w:history="1">
+          <w:hyperlink w:anchor="_Toc225845771" w:history="1">
             <w:r>
               <w:rPr>
+                <w:rStyle w:val="a8"/>
                 <w:rFonts w:cs="Times New Roman"/>
+                <w:noProof/>
               </w:rPr>
               <w:t>1. Аналитическая часть</w:t>
             </w:r>
             <w:r>
               <w:rPr>
-                <w:rFonts w:cs="Times New Roman"/>
+                <w:noProof/>
               </w:rPr>
               <w:tab/>
             </w:r>
             <w:r>
               <w:rPr>
-                <w:rFonts w:cs="Times New Roman"/>
+                <w:noProof/>
               </w:rPr>
               <w:fldChar w:fldCharType="begin"/>
             </w:r>
             <w:r>
               <w:rPr>
-                <w:rFonts w:cs="Times New Roman"/>
-              </w:rPr>
-              <w:instrText xml:space="preserve"> PAGEREF _Toc8931 \h </w:instrText>
+                <w:noProof/>
+              </w:rPr>
+              <w:instrText xml:space="preserve"> PAGEREF _Toc225845771 \h </w:instrText>
             </w:r>
             <w:r>
               <w:rPr>
-                <w:rFonts w:cs="Times New Roman"/>
+                <w:noProof/>
               </w:rPr>
             </w:r>
             <w:r>
               <w:rPr>
-                <w:rFonts w:cs="Times New Roman"/>
+                <w:noProof/>
               </w:rPr>
               <w:fldChar w:fldCharType="separate"/>
             </w:r>
             <w:r>
               <w:rPr>
-                <w:rFonts w:cs="Times New Roman"/>
+                <w:noProof/>
               </w:rPr>
               <w:t>6</w:t>
             </w:r>
             <w:r>
               <w:rPr>
-                <w:rFonts w:cs="Times New Roman"/>
+                <w:noProof/>
               </w:rPr>
               <w:fldChar w:fldCharType="end"/>
             </w:r>
@@ -808,58 +820,67 @@
           <w:pPr>
             <w:pStyle w:val="20"/>
             <w:tabs>
-              <w:tab w:val="right" w:leader="dot" w:pos="9357"/>
+              <w:tab w:val="right" w:leader="dot" w:pos="9347"/>
             </w:tabs>
             <w:ind w:left="560"/>
             <w:rPr>
-              <w:rFonts w:cs="Times New Roman"/>
+              <w:rFonts w:asciiTheme="minorHAnsi" w:eastAsiaTheme="minorEastAsia" w:hAnsiTheme="minorHAnsi" w:cstheme="minorBidi"/>
+              <w:noProof/>
+              <w:kern w:val="2"/>
+              <w:sz w:val="24"/>
+              <w:szCs w:val="24"/>
+              <w:lang w:val="en-US"/>
+              <w14:ligatures w14:val="standardContextual"/>
             </w:rPr>
           </w:pPr>
-          <w:hyperlink w:anchor="_Toc3396" w:history="1">
+          <w:hyperlink w:anchor="_Toc225845772" w:history="1">
             <w:r>
               <w:rPr>
+                <w:rStyle w:val="a8"/>
                 <w:rFonts w:cs="Times New Roman"/>
+                <w:iCs/>
+                <w:noProof/>
               </w:rPr>
               <w:t>1.1. Математическая модель</w:t>
             </w:r>
             <w:r>
               <w:rPr>
-                <w:rFonts w:cs="Times New Roman"/>
+                <w:noProof/>
               </w:rPr>
               <w:tab/>
             </w:r>
             <w:r>
               <w:rPr>
-                <w:rFonts w:cs="Times New Roman"/>
+                <w:noProof/>
               </w:rPr>
               <w:fldChar w:fldCharType="begin"/>
             </w:r>
             <w:r>
               <w:rPr>
-                <w:rFonts w:cs="Times New Roman"/>
-              </w:rPr>
-              <w:instrText xml:space="preserve"> PAGEREF _Toc3396 \h </w:instrText>
+                <w:noProof/>
+              </w:rPr>
+              <w:instrText xml:space="preserve"> PAGEREF _Toc225845772 \h </w:instrText>
             </w:r>
             <w:r>
               <w:rPr>
-                <w:rFonts w:cs="Times New Roman"/>
+                <w:noProof/>
               </w:rPr>
             </w:r>
             <w:r>
               <w:rPr>
-                <w:rFonts w:cs="Times New Roman"/>
+                <w:noProof/>
               </w:rPr>
               <w:fldChar w:fldCharType="separate"/>
             </w:r>
             <w:r>
               <w:rPr>
-                <w:rFonts w:cs="Times New Roman"/>
+                <w:noProof/>
               </w:rPr>
               <w:t>6</w:t>
             </w:r>
             <w:r>
               <w:rPr>
-                <w:rFonts w:cs="Times New Roman"/>
+                <w:noProof/>
               </w:rPr>
               <w:fldChar w:fldCharType="end"/>
             </w:r>
@@ -869,58 +890,67 @@
           <w:pPr>
             <w:pStyle w:val="20"/>
             <w:tabs>
-              <w:tab w:val="right" w:leader="dot" w:pos="9357"/>
+              <w:tab w:val="right" w:leader="dot" w:pos="9347"/>
             </w:tabs>
             <w:ind w:left="560"/>
             <w:rPr>
-              <w:rFonts w:cs="Times New Roman"/>
+              <w:rFonts w:asciiTheme="minorHAnsi" w:eastAsiaTheme="minorEastAsia" w:hAnsiTheme="minorHAnsi" w:cstheme="minorBidi"/>
+              <w:noProof/>
+              <w:kern w:val="2"/>
+              <w:sz w:val="24"/>
+              <w:szCs w:val="24"/>
+              <w:lang w:val="en-US"/>
+              <w14:ligatures w14:val="standardContextual"/>
             </w:rPr>
           </w:pPr>
-          <w:hyperlink w:anchor="_Toc12329" w:history="1">
+          <w:hyperlink w:anchor="_Toc225845773" w:history="1">
             <w:r>
               <w:rPr>
+                <w:rStyle w:val="a8"/>
                 <w:rFonts w:cs="Times New Roman"/>
+                <w:iCs/>
+                <w:noProof/>
               </w:rPr>
               <w:t>1.2. Декомпозиция задачи</w:t>
             </w:r>
             <w:r>
               <w:rPr>
-                <w:rFonts w:cs="Times New Roman"/>
+                <w:noProof/>
               </w:rPr>
               <w:tab/>
             </w:r>
             <w:r>
               <w:rPr>
-                <w:rFonts w:cs="Times New Roman"/>
+                <w:noProof/>
               </w:rPr>
               <w:fldChar w:fldCharType="begin"/>
             </w:r>
             <w:r>
               <w:rPr>
-                <w:rFonts w:cs="Times New Roman"/>
-              </w:rPr>
-              <w:instrText xml:space="preserve"> PAGEREF _Toc12329 \h </w:instrText>
+                <w:noProof/>
+              </w:rPr>
+              <w:instrText xml:space="preserve"> PAGEREF _Toc225845773 \h </w:instrText>
             </w:r>
             <w:r>
               <w:rPr>
-                <w:rFonts w:cs="Times New Roman"/>
+                <w:noProof/>
               </w:rPr>
             </w:r>
             <w:r>
               <w:rPr>
-                <w:rFonts w:cs="Times New Roman"/>
+                <w:noProof/>
               </w:rPr>
               <w:fldChar w:fldCharType="separate"/>
             </w:r>
             <w:r>
               <w:rPr>
-                <w:rFonts w:cs="Times New Roman"/>
-              </w:rPr>
-              <w:t>9</w:t>
+                <w:noProof/>
+              </w:rPr>
+              <w:t>10</w:t>
             </w:r>
             <w:r>
               <w:rPr>
-                <w:rFonts w:cs="Times New Roman"/>
+                <w:noProof/>
               </w:rPr>
               <w:fldChar w:fldCharType="end"/>
             </w:r>
@@ -930,58 +960,67 @@
           <w:pPr>
             <w:pStyle w:val="20"/>
             <w:tabs>
-              <w:tab w:val="right" w:leader="dot" w:pos="9357"/>
+              <w:tab w:val="right" w:leader="dot" w:pos="9347"/>
             </w:tabs>
             <w:ind w:left="560"/>
             <w:rPr>
-              <w:rFonts w:cs="Times New Roman"/>
+              <w:rFonts w:asciiTheme="minorHAnsi" w:eastAsiaTheme="minorEastAsia" w:hAnsiTheme="minorHAnsi" w:cstheme="minorBidi"/>
+              <w:noProof/>
+              <w:kern w:val="2"/>
+              <w:sz w:val="24"/>
+              <w:szCs w:val="24"/>
+              <w:lang w:val="en-US"/>
+              <w14:ligatures w14:val="standardContextual"/>
             </w:rPr>
           </w:pPr>
-          <w:hyperlink w:anchor="_Toc24782" w:history="1">
+          <w:hyperlink w:anchor="_Toc225845774" w:history="1">
             <w:r>
               <w:rPr>
+                <w:rStyle w:val="a8"/>
                 <w:rFonts w:cs="Times New Roman"/>
+                <w:iCs/>
+                <w:noProof/>
               </w:rPr>
               <w:t>1.3. Обзор существующих алгоритмов</w:t>
             </w:r>
             <w:r>
               <w:rPr>
-                <w:rFonts w:cs="Times New Roman"/>
+                <w:noProof/>
               </w:rPr>
               <w:tab/>
             </w:r>
             <w:r>
               <w:rPr>
-                <w:rFonts w:cs="Times New Roman"/>
+                <w:noProof/>
               </w:rPr>
               <w:fldChar w:fldCharType="begin"/>
             </w:r>
             <w:r>
               <w:rPr>
-                <w:rFonts w:cs="Times New Roman"/>
-              </w:rPr>
-              <w:instrText xml:space="preserve"> PAGEREF _Toc24782 \h </w:instrText>
+                <w:noProof/>
+              </w:rPr>
+              <w:instrText xml:space="preserve"> PAGEREF _Toc225845774 \h </w:instrText>
             </w:r>
             <w:r>
               <w:rPr>
-                <w:rFonts w:cs="Times New Roman"/>
+                <w:noProof/>
               </w:rPr>
             </w:r>
             <w:r>
               <w:rPr>
-                <w:rFonts w:cs="Times New Roman"/>
+                <w:noProof/>
               </w:rPr>
               <w:fldChar w:fldCharType="separate"/>
             </w:r>
             <w:r>
               <w:rPr>
-                <w:rFonts w:cs="Times New Roman"/>
+                <w:noProof/>
               </w:rPr>
               <w:t>12</w:t>
             </w:r>
             <w:r>
               <w:rPr>
-                <w:rFonts w:cs="Times New Roman"/>
+                <w:noProof/>
               </w:rPr>
               <w:fldChar w:fldCharType="end"/>
             </w:r>
@@ -991,98 +1030,100 @@
           <w:pPr>
             <w:pStyle w:val="30"/>
             <w:tabs>
-              <w:tab w:val="right" w:leader="dot" w:pos="9357"/>
+              <w:tab w:val="right" w:leader="dot" w:pos="9347"/>
             </w:tabs>
             <w:ind w:left="1120"/>
             <w:rPr>
-              <w:rFonts w:cs="Times New Roman"/>
+              <w:rFonts w:asciiTheme="minorHAnsi" w:eastAsiaTheme="minorEastAsia" w:hAnsiTheme="minorHAnsi" w:cstheme="minorBidi"/>
+              <w:noProof/>
+              <w:kern w:val="2"/>
+              <w:sz w:val="24"/>
+              <w:szCs w:val="24"/>
+              <w:lang w:val="en-US"/>
+              <w14:ligatures w14:val="standardContextual"/>
             </w:rPr>
           </w:pPr>
-          <w:hyperlink w:anchor="_Toc1168" w:history="1">
+          <w:hyperlink w:anchor="_Toc225845775" w:history="1">
             <w:r>
               <w:rPr>
+                <w:rStyle w:val="a8"/>
                 <w:rFonts w:cs="Times New Roman"/>
+                <w:iCs/>
+                <w:noProof/>
               </w:rPr>
               <w:t xml:space="preserve">1.3.1. </w:t>
             </w:r>
             <m:oMath>
-              <m:sSup>
-                <m:sSupPr>
-                  <m:ctrlPr>
-                    <w:rPr>
-                      <w:rFonts w:ascii="Cambria Math" w:hAnsi="Cambria Math" w:cs="Times New Roman"/>
-                      <w:bCs/>
-                    </w:rPr>
-                  </m:ctrlPr>
-                </m:sSupPr>
-                <m:e>
-                  <m:r>
-                    <m:rPr>
-                      <m:sty m:val="p"/>
-                    </m:rPr>
-                    <w:rPr>
-                      <w:rFonts w:ascii="Cambria Math" w:hAnsi="Cambria Math" w:cs="Times New Roman"/>
-                    </w:rPr>
-                    <m:t>A</m:t>
-                  </m:r>
-                </m:e>
-                <m:sup>
-                  <m:r>
-                    <m:rPr>
-                      <m:sty m:val="p"/>
-                    </m:rPr>
-                    <w:rPr>
-                      <w:rFonts w:ascii="Cambria Math" w:hAnsi="Cambria Math" w:cs="Times New Roman"/>
-                    </w:rPr>
-                    <m:t>*</m:t>
-                  </m:r>
-                </m:sup>
-              </m:sSup>
+              <m:r>
+                <m:rPr>
+                  <m:sty m:val="b"/>
+                </m:rPr>
+                <w:rPr>
+                  <w:rStyle w:val="a8"/>
+                  <w:rFonts w:ascii="Cambria Math" w:hAnsi="Cambria Math" w:cs="Times New Roman"/>
+                  <w:noProof/>
+                </w:rPr>
+                <m:t>A</m:t>
+              </m:r>
+              <m:r>
+                <m:rPr>
+                  <m:sty m:val="p"/>
+                </m:rPr>
+                <w:rPr>
+                  <w:rStyle w:val="a8"/>
+                  <w:rFonts w:ascii="Cambria Math" w:hAnsi="Cambria Math" w:cs="Times New Roman"/>
+                  <w:noProof/>
+                </w:rPr>
+                <m:t>*</m:t>
+              </m:r>
             </m:oMath>
             <w:r>
               <w:rPr>
+                <w:rStyle w:val="a8"/>
                 <w:rFonts w:cs="Times New Roman"/>
+                <w:iCs/>
+                <w:noProof/>
               </w:rPr>
               <w:t xml:space="preserve"> алгоритм</w:t>
             </w:r>
             <w:r>
               <w:rPr>
-                <w:rFonts w:cs="Times New Roman"/>
+                <w:noProof/>
               </w:rPr>
               <w:tab/>
             </w:r>
             <w:r>
               <w:rPr>
-                <w:rFonts w:cs="Times New Roman"/>
+                <w:noProof/>
               </w:rPr>
               <w:fldChar w:fldCharType="begin"/>
             </w:r>
             <w:r>
               <w:rPr>
-                <w:rFonts w:cs="Times New Roman"/>
-              </w:rPr>
-              <w:instrText xml:space="preserve"> PAGEREF _Toc1168 \h </w:instrText>
+                <w:noProof/>
+              </w:rPr>
+              <w:instrText xml:space="preserve"> PAGEREF _Toc225845775 \h </w:instrText>
             </w:r>
             <w:r>
               <w:rPr>
-                <w:rFonts w:cs="Times New Roman"/>
+                <w:noProof/>
               </w:rPr>
             </w:r>
             <w:r>
               <w:rPr>
-                <w:rFonts w:cs="Times New Roman"/>
+                <w:noProof/>
               </w:rPr>
               <w:fldChar w:fldCharType="separate"/>
             </w:r>
             <w:r>
               <w:rPr>
-                <w:rFonts w:cs="Times New Roman"/>
+                <w:noProof/>
               </w:rPr>
               <w:t>12</w:t>
             </w:r>
             <w:r>
               <w:rPr>
-                <w:rFonts w:cs="Times New Roman"/>
+                <w:noProof/>
               </w:rPr>
               <w:fldChar w:fldCharType="end"/>
             </w:r>
@@ -1092,58 +1133,85 @@
           <w:pPr>
             <w:pStyle w:val="30"/>
             <w:tabs>
-              <w:tab w:val="right" w:leader="dot" w:pos="9357"/>
+              <w:tab w:val="right" w:leader="dot" w:pos="9347"/>
             </w:tabs>
             <w:ind w:left="1120"/>
             <w:rPr>
-              <w:rFonts w:cs="Times New Roman"/>
+              <w:rFonts w:asciiTheme="minorHAnsi" w:eastAsiaTheme="minorEastAsia" w:hAnsiTheme="minorHAnsi" w:cstheme="minorBidi"/>
+              <w:noProof/>
+              <w:kern w:val="2"/>
+              <w:sz w:val="24"/>
+              <w:szCs w:val="24"/>
+              <w:lang w:val="en-US"/>
+              <w14:ligatures w14:val="standardContextual"/>
             </w:rPr>
           </w:pPr>
-          <w:hyperlink w:anchor="_Toc13093" w:history="1">
+          <w:hyperlink w:anchor="_Toc225845776" w:history="1">
             <w:r>
               <w:rPr>
+                <w:rStyle w:val="a8"/>
                 <w:rFonts w:cs="Times New Roman"/>
-              </w:rPr>
-              <w:t>1.3.2. Оптимизация роя частиц (PSO)</w:t>
+                <w:iCs/>
+                <w:noProof/>
+              </w:rPr>
+              <w:t>1.3.2. Оптимизация роя частиц (</w:t>
             </w:r>
             <w:r>
               <w:rPr>
+                <w:rStyle w:val="a8"/>
+                <w:rFonts w:ascii="Cambria Math" w:hAnsi="Cambria Math" w:cs="Cambria Math"/>
+                <w:iCs/>
+                <w:noProof/>
+              </w:rPr>
+              <w:t>𝑃𝑆𝑂</w:t>
+            </w:r>
+            <w:r>
+              <w:rPr>
+                <w:rStyle w:val="a8"/>
                 <w:rFonts w:cs="Times New Roman"/>
+                <w:iCs/>
+                <w:noProof/>
+              </w:rPr>
+              <w:t>)</w:t>
+            </w:r>
+            <w:r>
+              <w:rPr>
+                <w:noProof/>
               </w:rPr>
               <w:tab/>
             </w:r>
             <w:r>
               <w:rPr>
-                <w:rFonts w:cs="Times New Roman"/>
+                <w:noProof/>
               </w:rPr>
               <w:fldChar w:fldCharType="begin"/>
             </w:r>
             <w:r>
               <w:rPr>
-                <w:rFonts w:cs="Times New Roman"/>
-              </w:rPr>
-              <w:instrText xml:space="preserve"> PAGEREF _Toc13093 \h </w:instrText>
+                <w:noProof/>
+              </w:rPr>
+              <w:instrText xml:space="preserve"> PAGEREF _Toc225845776 \h </w:instrText>
             </w:r>
             <w:r>
               <w:rPr>
-                <w:rFonts w:cs="Times New Roman"/>
+                <w:noProof/>
               </w:rPr>
             </w:r>
             <w:r>
               <w:rPr>
-                <w:rFonts w:cs="Times New Roman"/>
+                <w:noProof/>
               </w:rPr>
               <w:fldChar w:fldCharType="separate"/>
             </w:r>
             <w:r>
               <w:rPr>
-                <w:rFonts w:cs="Times New Roman"/>
+                <w:noProof/>
               </w:rPr>
               <w:t>13</w:t>
             </w:r>
             <w:r>
               <w:rPr>
-                <w:rFonts w:cs="Times New Roman"/>
+                <w:noProof/>
               </w:rPr>
               <w:fldChar w:fldCharType="end"/>
             </w:r>
@@ -1153,58 +1221,85 @@
           <w:pPr>
             <w:pStyle w:val="20"/>
             <w:tabs>
-              <w:tab w:val="right" w:leader="dot" w:pos="9357"/>
+              <w:tab w:val="right" w:leader="dot" w:pos="9347"/>
             </w:tabs>
             <w:ind w:left="560"/>
             <w:rPr>
-              <w:rFonts w:cs="Times New Roman"/>
+              <w:rFonts w:asciiTheme="minorHAnsi" w:eastAsiaTheme="minorEastAsia" w:hAnsiTheme="minorHAnsi" w:cstheme="minorBidi"/>
+              <w:noProof/>
+              <w:kern w:val="2"/>
+              <w:sz w:val="24"/>
+              <w:szCs w:val="24"/>
+              <w:lang w:val="en-US"/>
+              <w14:ligatures w14:val="standardContextual"/>
             </w:rPr>
           </w:pPr>
-          <w:hyperlink w:anchor="_Toc26888" w:history="1">
+          <w:hyperlink w:anchor="_Toc225845777" w:history="1">
             <w:r>
               <w:rPr>
+                <w:rStyle w:val="a8"/>
                 <w:rFonts w:cs="Times New Roman"/>
-              </w:rPr>
-              <w:t>1.4. Оптимизация золотого шакала с вероятностными полётами Леви (CS-GJO)</w:t>
+                <w:iCs/>
+                <w:noProof/>
+              </w:rPr>
+              <w:t>1.4. Оптимизация золотистых шакалов с улучшенным глобальным поиском (</w:t>
             </w:r>
             <w:r>
               <w:rPr>
+                <w:rStyle w:val="a8"/>
+                <w:rFonts w:ascii="Cambria Math" w:hAnsi="Cambria Math" w:cs="Cambria Math"/>
+                <w:iCs/>
+                <w:noProof/>
+              </w:rPr>
+              <w:t>𝐺𝐽𝑂</w:t>
+            </w:r>
+            <w:r>
+              <w:rPr>
+                <w:rStyle w:val="a8"/>
                 <w:rFonts w:cs="Times New Roman"/>
+                <w:iCs/>
+                <w:noProof/>
+              </w:rPr>
+              <w:t>)</w:t>
+            </w:r>
+            <w:r>
+              <w:rPr>
+                <w:noProof/>
               </w:rPr>
               <w:tab/>
             </w:r>
             <w:r>
               <w:rPr>
-                <w:rFonts w:cs="Times New Roman"/>
+                <w:noProof/>
               </w:rPr>
               <w:fldChar w:fldCharType="begin"/>
             </w:r>
             <w:r>
               <w:rPr>
-                <w:rFonts w:cs="Times New Roman"/>
-              </w:rPr>
-              <w:instrText xml:space="preserve"> PAGEREF _Toc26888 \h </w:instrText>
+                <w:noProof/>
+              </w:rPr>
+              <w:instrText xml:space="preserve"> PAGEREF _Toc225845777 \h </w:instrText>
             </w:r>
             <w:r>
               <w:rPr>
-                <w:rFonts w:cs="Times New Roman"/>
+                <w:noProof/>
               </w:rPr>
             </w:r>
             <w:r>
               <w:rPr>
-                <w:rFonts w:cs="Times New Roman"/>
+                <w:noProof/>
               </w:rPr>
               <w:fldChar w:fldCharType="separate"/>
             </w:r>
             <w:r>
               <w:rPr>
-                <w:rFonts w:cs="Times New Roman"/>
-              </w:rPr>
-              <w:t>14</w:t>
+                <w:noProof/>
+              </w:rPr>
+              <w:t>15</w:t>
             </w:r>
             <w:r>
               <w:rPr>
-                <w:rFonts w:cs="Times New Roman"/>
+                <w:noProof/>
               </w:rPr>
               <w:fldChar w:fldCharType="end"/>
             </w:r>
@@ -1212,182 +1307,68 @@
         </w:p>
         <w:p>
           <w:pPr>
-            <w:pStyle w:val="30"/>
+            <w:pStyle w:val="11"/>
             <w:tabs>
-              <w:tab w:val="right" w:leader="dot" w:pos="9357"/>
+              <w:tab w:val="right" w:leader="dot" w:pos="9347"/>
             </w:tabs>
-            <w:ind w:left="1120"/>
             <w:rPr>
-              <w:rFonts w:cs="Times New Roman"/>
+              <w:rFonts w:asciiTheme="minorHAnsi" w:eastAsiaTheme="minorEastAsia" w:hAnsiTheme="minorHAnsi" w:cstheme="minorBidi"/>
+              <w:noProof/>
+              <w:kern w:val="2"/>
+              <w:sz w:val="24"/>
+              <w:szCs w:val="24"/>
+              <w:lang w:val="en-US"/>
+              <w14:ligatures w14:val="standardContextual"/>
             </w:rPr>
           </w:pPr>
-          <w:hyperlink w:anchor="_Toc5353" w:history="1">
+          <w:hyperlink w:anchor="_Toc225845778" w:history="1">
             <w:r>
               <w:rPr>
+                <w:rStyle w:val="a8"/>
                 <w:rFonts w:cs="Times New Roman"/>
-              </w:rPr>
-              <w:t>1.4.1. Доказательство корректности алгоритма.</w:t>
+                <w:iCs/>
+                <w:noProof/>
+              </w:rPr>
+              <w:t>Список литературы</w:t>
             </w:r>
             <w:r>
               <w:rPr>
-                <w:rFonts w:cs="Times New Roman"/>
+                <w:noProof/>
               </w:rPr>
               <w:tab/>
             </w:r>
             <w:r>
               <w:rPr>
-                <w:rFonts w:cs="Times New Roman"/>
+                <w:noProof/>
               </w:rPr>
               <w:fldChar w:fldCharType="begin"/>
             </w:r>
             <w:r>
               <w:rPr>
-                <w:rFonts w:cs="Times New Roman"/>
-              </w:rPr>
-              <w:instrText xml:space="preserve"> PAGEREF _Toc5353 \h </w:instrText>
+                <w:noProof/>
+              </w:rPr>
+              <w:instrText xml:space="preserve"> PAGEREF _Toc225845778 \h </w:instrText>
             </w:r>
             <w:r>
               <w:rPr>
-                <w:rFonts w:cs="Times New Roman"/>
+                <w:noProof/>
               </w:rPr>
             </w:r>
             <w:r>
               <w:rPr>
-                <w:rFonts w:cs="Times New Roman"/>
+                <w:noProof/>
               </w:rPr>
               <w:fldChar w:fldCharType="separate"/>
             </w:r>
             <w:r>
               <w:rPr>
-                <w:rFonts w:cs="Times New Roman"/>
-              </w:rPr>
-              <w:t>14</w:t>
+                <w:noProof/>
+              </w:rPr>
+              <w:t>20</w:t>
             </w:r>
             <w:r>
               <w:rPr>
-                <w:rFonts w:cs="Times New Roman"/>
-              </w:rPr>
-              <w:fldChar w:fldCharType="end"/>
-            </w:r>
-          </w:hyperlink>
-        </w:p>
-        <w:p>
-          <w:pPr>
-            <w:pStyle w:val="30"/>
-            <w:tabs>
-              <w:tab w:val="right" w:leader="dot" w:pos="9357"/>
-            </w:tabs>
-            <w:ind w:left="1120"/>
-            <w:rPr>
-              <w:rFonts w:cs="Times New Roman"/>
-            </w:rPr>
-          </w:pPr>
-          <w:hyperlink w:anchor="_Toc12631" w:history="1">
-            <w:r>
-              <w:rPr>
-                <w:rFonts w:cs="Times New Roman"/>
-              </w:rPr>
-              <w:t>1.4.2. Трудоёмкость алгоритма.</w:t>
-            </w:r>
-            <w:r>
-              <w:rPr>
-                <w:rFonts w:cs="Times New Roman"/>
-              </w:rPr>
-              <w:tab/>
-            </w:r>
-            <w:r>
-              <w:rPr>
-                <w:rFonts w:cs="Times New Roman"/>
-              </w:rPr>
-              <w:fldChar w:fldCharType="begin"/>
-            </w:r>
-            <w:r>
-              <w:rPr>
-                <w:rFonts w:cs="Times New Roman"/>
-              </w:rPr>
-              <w:instrText xml:space="preserve"> PAGEREF _Toc12631 \h </w:instrText>
-            </w:r>
-            <w:r>
-              <w:rPr>
-                <w:rFonts w:cs="Times New Roman"/>
-              </w:rPr>
-            </w:r>
-            <w:r>
-              <w:rPr>
-                <w:rFonts w:cs="Times New Roman"/>
-              </w:rPr>
-              <w:fldChar w:fldCharType="separate"/>
-            </w:r>
-            <w:r>
-              <w:rPr>
-                <w:rFonts w:cs="Times New Roman"/>
-              </w:rPr>
-              <w:t>14</w:t>
-            </w:r>
-            <w:r>
-              <w:rPr>
-                <w:rFonts w:cs="Times New Roman"/>
-              </w:rPr>
-              <w:fldChar w:fldCharType="end"/>
-            </w:r>
-          </w:hyperlink>
-        </w:p>
-        <w:p>
-          <w:pPr>
-            <w:pStyle w:val="30"/>
-            <w:tabs>
-              <w:tab w:val="right" w:leader="dot" w:pos="9357"/>
-            </w:tabs>
-            <w:ind w:left="1120"/>
-            <w:rPr>
-              <w:rFonts w:cs="Times New Roman"/>
-            </w:rPr>
-          </w:pPr>
-          <w:hyperlink w:anchor="_Toc8651" w:history="1">
-            <w:r>
-              <w:rPr>
-                <w:rFonts w:cs="Times New Roman"/>
-              </w:rPr>
-              <w:t>1.4.3. Блок-схема алгоритма</w:t>
-            </w:r>
-            <w:r>
-              <w:rPr>
-                <w:rFonts w:cs="Times New Roman"/>
-              </w:rPr>
-              <w:tab/>
-            </w:r>
-            <w:r>
-              <w:rPr>
-                <w:rFonts w:cs="Times New Roman"/>
-              </w:rPr>
-              <w:fldChar w:fldCharType="begin"/>
-            </w:r>
-            <w:r>
-              <w:rPr>
-                <w:rFonts w:cs="Times New Roman"/>
-              </w:rPr>
-              <w:instrText xml:space="preserve"> PAGEREF _Toc8651 \h </w:instrText>
-            </w:r>
-            <w:r>
-              <w:rPr>
-                <w:rFonts w:cs="Times New Roman"/>
-              </w:rPr>
-            </w:r>
-            <w:r>
-              <w:rPr>
-                <w:rFonts w:cs="Times New Roman"/>
-              </w:rPr>
-              <w:fldChar w:fldCharType="separate"/>
-            </w:r>
-            <w:r>
-              <w:rPr>
-                <w:rFonts w:cs="Times New Roman"/>
-              </w:rPr>
-              <w:t>14</w:t>
-            </w:r>
-            <w:r>
-              <w:rPr>
-                <w:rFonts w:cs="Times New Roman"/>
+                <w:noProof/>
               </w:rPr>
               <w:fldChar w:fldCharType="end"/>
             </w:r>
@@ -1428,7 +1409,7 @@
           <w:rFonts w:cs="Times New Roman"/>
         </w:rPr>
       </w:pPr>
-      <w:bookmarkStart w:id="1" w:name="_Toc20792"/>
+      <w:bookmarkStart w:id="1" w:name="_Toc225845770"/>
       <w:r>
         <w:rPr>
           <w:rFonts w:cs="Times New Roman"/>
@@ -3049,7 +3030,7 @@
         </w:rPr>
       </w:pPr>
       <w:bookmarkStart w:id="2" w:name="_Toc191037277"/>
-      <w:bookmarkStart w:id="3" w:name="_Toc8931"/>
+      <w:bookmarkStart w:id="3" w:name="_Toc225845771"/>
       <w:r>
         <w:rPr>
           <w:rFonts w:eastAsia="Calibri" w:cs="Times New Roman"/>
@@ -3072,7 +3053,7 @@
           <w:szCs w:val="22"/>
         </w:rPr>
       </w:pPr>
-      <w:bookmarkStart w:id="4" w:name="_Toc3396"/>
+      <w:bookmarkStart w:id="4" w:name="_Toc225845772"/>
       <w:r>
         <w:rPr>
           <w:rFonts w:cs="Times New Roman"/>
@@ -9107,7 +9088,7 @@
           <w:szCs w:val="22"/>
         </w:rPr>
       </w:pPr>
-      <w:bookmarkStart w:id="5" w:name="_Toc12329"/>
+      <w:bookmarkStart w:id="5" w:name="_Toc225845773"/>
       <w:r>
         <w:rPr>
           <w:rFonts w:cs="Times New Roman"/>
@@ -12214,8 +12195,8 @@
           <w:szCs w:val="22"/>
         </w:rPr>
       </w:pPr>
-      <w:bookmarkStart w:id="6" w:name="_Toc24782"/>
-      <w:bookmarkStart w:id="7" w:name="_Toc191037278"/>
+      <w:bookmarkStart w:id="6" w:name="_Toc191037278"/>
+      <w:bookmarkStart w:id="7" w:name="_Toc225845774"/>
       <w:r>
         <w:rPr>
           <w:rFonts w:cs="Times New Roman"/>
@@ -12241,7 +12222,7 @@
         </w:rPr>
       </w:pPr>
       <w:bookmarkStart w:id="8" w:name="_Toc191037279"/>
-      <w:bookmarkStart w:id="9" w:name="_Toc1168"/>
+      <w:bookmarkStart w:id="9" w:name="_Toc225845775"/>
       <w:r>
         <w:rPr>
           <w:rFonts w:cs="Times New Roman"/>
@@ -13094,7 +13075,7 @@
           <w:szCs w:val="28"/>
         </w:rPr>
       </w:pPr>
-      <w:bookmarkStart w:id="11" w:name="_Toc13093"/>
+      <w:bookmarkStart w:id="11" w:name="_Toc225845776"/>
       <w:bookmarkEnd w:id="10"/>
       <w:r>
         <w:rPr>
@@ -14548,7 +14529,7 @@
               <w:rPr>
                 <w:rFonts w:ascii="Cambria Math" w:hAnsi="Cambria Math" w:cs="Times New Roman"/>
               </w:rPr>
-              <m:t>T∙N∙d</m:t>
+              <m:t>TNd</m:t>
             </m:r>
           </m:e>
         </m:d>
@@ -14699,6 +14680,7 @@
           <w:iCs/>
         </w:rPr>
       </w:pPr>
+      <w:bookmarkStart w:id="12" w:name="_Toc225845777"/>
       <w:r>
         <w:rPr>
           <w:rFonts w:cs="Times New Roman"/>
@@ -14753,6 +14735,7 @@
         </w:rPr>
         <w:t>)</w:t>
       </w:r>
+      <w:bookmarkEnd w:id="12"/>
     </w:p>
     <w:p>
       <w:pPr>
@@ -15517,6 +15500,22 @@
       <w:r>
         <w:rPr>
           <w:rFonts w:cs="Times New Roman"/>
+          <w:b/>
+          <w:bCs/>
+          <w:iCs/>
+        </w:rPr>
+        <w:t>Инициализация.</w:t>
+      </w:r>
+      <w:r>
+        <w:rPr>
+          <w:rFonts w:cs="Times New Roman"/>
+          <w:iCs/>
+        </w:rPr>
+        <w:t xml:space="preserve"> </w:t>
+      </w:r>
+      <w:r>
+        <w:rPr>
+          <w:rFonts w:cs="Times New Roman"/>
           <w:iCs/>
         </w:rPr>
         <w:t>Наивный подход к инициализации популяции часто приводит к субоптимальным результатам, из−за неравномерного покрытия пространства поиска. В отличие от наивного подхода, подход, основанный на хаотичном картографировании, показывает хаотичность, закономерность и эргодичность, что значительно увеличивает разнообразие популяции и улучшает способность к глобальному поиску. В данном случае мы будем использовать хаотичное картографирование палаток за его равномерность. Подробнее о хаотичном картографировании написано в [8][9]. Закон, выражающий хаотичное картографирование палаток, может быть записан как:</w:t>
@@ -16101,9 +16100,32 @@
       <w:r>
         <w:rPr>
           <w:rFonts w:cs="Times New Roman"/>
-          <w:iCs/>
-        </w:rPr>
-        <w:t>Для всех особей на каждой итерации считается стоимость целевой функции:</w:t>
+          <w:b/>
+          <w:bCs/>
+          <w:iCs/>
+        </w:rPr>
+        <w:t xml:space="preserve">Поиск пути. </w:t>
+      </w:r>
+      <w:r>
+        <w:rPr>
+          <w:rFonts w:cs="Times New Roman"/>
+          <w:iCs/>
+        </w:rPr>
+        <w:t>Д</w:t>
+      </w:r>
+      <w:r>
+        <w:rPr>
+          <w:rFonts w:cs="Times New Roman"/>
+          <w:iCs/>
+        </w:rPr>
+        <w:t>ля</w:t>
+      </w:r>
+      <w:r>
+        <w:rPr>
+          <w:rFonts w:cs="Times New Roman"/>
+          <w:iCs/>
+        </w:rPr>
+        <w:t xml:space="preserve"> всех особей на каждой итерации считается стоимость целевой функции:</w:t>
       </w:r>
     </w:p>
     <w:p>
@@ -17234,12 +17256,13 @@
               <w:jc w:val="center"/>
               <w:rPr>
                 <w:rFonts w:cs="Times New Roman"/>
+                <w:iCs/>
               </w:rPr>
             </w:pPr>
             <w:r>
               <w:rPr>
                 <w:rFonts w:cs="Times New Roman"/>
-                <w:i/>
+                <w:iCs/>
               </w:rPr>
               <w:t>(4)</w:t>
             </w:r>
@@ -19870,6 +19893,7 @@
         <w:rPr>
           <w:rFonts w:cs="Times New Roman"/>
           <w:iCs/>
+          <w:lang w:val="en-US"/>
         </w:rPr>
       </w:pPr>
       <w:r>
@@ -19878,6 +19902,14 @@
           <w:iCs/>
         </w:rPr>
         <w:t>Для поставленной задачи справедлива следующая</w:t>
+      </w:r>
+      <w:r>
+        <w:rPr>
+          <w:rFonts w:cs="Times New Roman"/>
+          <w:iCs/>
+          <w:lang w:val="en-US"/>
+        </w:rPr>
+        <w:t xml:space="preserve"> </w:t>
       </w:r>
     </w:p>
     <w:p>
@@ -19986,14 +20018,22 @@
           <w:rFonts w:cs="Times New Roman"/>
           <w:i/>
         </w:rPr>
-        <w:t xml:space="preserve"> имеет конечное число локальных минимумов и быстро возрастает на бесконечности. Тогда алгоритм </w:t>
-      </w:r>
-      <w:r>
-        <w:rPr>
-          <w:rFonts w:ascii="Cambria Math" w:hAnsi="Cambria Math" w:cs="Cambria Math"/>
-          <w:iCs/>
-        </w:rPr>
-        <w:t>𝐺𝐽𝑂</w:t>
+        <w:t xml:space="preserve"> имеет конечное число локальных минимумов и быстро возрастает на бесконечности. Тогда алгоритм</w:t>
+      </w:r>
+      <w:r>
+        <w:rPr>
+          <w:rFonts w:cs="Times New Roman"/>
+          <w:i/>
+        </w:rPr>
+        <w:t xml:space="preserve"> </w:t>
+      </w:r>
+      <w:r>
+        <w:rPr>
+          <w:rFonts w:cs="Times New Roman"/>
+          <w:i/>
+          <w:lang w:val="en-US"/>
+        </w:rPr>
+        <w:t>GJO</w:t>
       </w:r>
       <w:r>
         <w:rPr>
@@ -20032,16 +20072,23 @@
           <w:rFonts w:cs="Times New Roman"/>
           <w:iCs/>
         </w:rPr>
-        <w:t xml:space="preserve">Трудоёмкость </w:t>
-      </w:r>
-      <m:oMath>
-        <m:r>
-          <w:rPr>
-            <w:rFonts w:ascii="Cambria Math" w:hAnsi="Cambria Math" w:cs="Times New Roman"/>
-          </w:rPr>
-          <m:t>GJO</m:t>
-        </m:r>
-      </m:oMath>
+        <w:t>Трудоёмкость</w:t>
+      </w:r>
+      <w:r>
+        <w:rPr>
+          <w:rFonts w:cs="Times New Roman"/>
+          <w:iCs/>
+        </w:rPr>
+        <w:t xml:space="preserve"> </w:t>
+      </w:r>
+      <w:r>
+        <w:rPr>
+          <w:rFonts w:cs="Times New Roman"/>
+          <w:i/>
+          <w:lang w:val="en-US"/>
+        </w:rPr>
+        <w:t>GJO</w:t>
+      </w:r>
       <w:r>
         <w:rPr>
           <w:rFonts w:cs="Times New Roman"/>
@@ -20077,7 +20124,7 @@
               <w:rPr>
                 <w:rFonts w:ascii="Cambria Math" w:hAnsi="Cambria Math" w:cs="Times New Roman"/>
               </w:rPr>
-              <m:t>n</m:t>
+              <m:t>N</m:t>
             </m:r>
           </m:e>
         </m:d>
@@ -20096,7 +20143,14 @@
           <w:rFonts w:cs="Times New Roman"/>
           <w:iCs/>
         </w:rPr>
-        <w:t xml:space="preserve"> Сложность механизма обновления особей и поиска наилучшего решения можно оценить как </w:t>
+        <w:t xml:space="preserve"> Сложность механизма обновления особей</w:t>
+      </w:r>
+      <w:r>
+        <w:rPr>
+          <w:rFonts w:cs="Times New Roman"/>
+          <w:iCs/>
+        </w:rPr>
+        <w:t xml:space="preserve"> </w:t>
       </w:r>
       <m:oMath>
         <m:r>
@@ -20118,16 +20172,46 @@
             <m:r>
               <w:rPr>
                 <w:rFonts w:ascii="Cambria Math" w:hAnsi="Cambria Math" w:cs="Times New Roman"/>
-              </w:rPr>
-              <m:t>t⋅n</m:t>
+                <w:lang w:val="en-US"/>
+              </w:rPr>
+              <m:t>T</m:t>
+            </m:r>
+            <m:r>
+              <w:rPr>
+                <w:rFonts w:ascii="Cambria Math" w:hAnsi="Cambria Math" w:cs="Times New Roman"/>
+              </w:rPr>
+              <m:t>N</m:t>
             </m:r>
           </m:e>
         </m:d>
+      </m:oMath>
+      <w:r>
+        <w:rPr>
+          <w:rFonts w:cs="Times New Roman"/>
+          <w:iCs/>
+        </w:rPr>
+        <w:t xml:space="preserve">, </w:t>
+      </w:r>
+      <w:r>
+        <w:rPr>
+          <w:rFonts w:cs="Times New Roman"/>
+          <w:iCs/>
+        </w:rPr>
+        <w:t>а</w:t>
+      </w:r>
+      <w:r>
+        <w:rPr>
+          <w:rFonts w:cs="Times New Roman"/>
+          <w:iCs/>
+        </w:rPr>
+        <w:t xml:space="preserve"> поиска наилучшего решения можно оценить как</w:t>
+      </w:r>
+      <m:oMath>
         <m:r>
           <w:rPr>
             <w:rFonts w:ascii="Cambria Math" w:hAnsi="Cambria Math" w:cs="Times New Roman"/>
           </w:rPr>
-          <m:t>+O</m:t>
+          <m:t>O</m:t>
         </m:r>
         <m:d>
           <m:dPr>
@@ -20143,7 +20227,20 @@
               <w:rPr>
                 <w:rFonts w:ascii="Cambria Math" w:hAnsi="Cambria Math" w:cs="Times New Roman"/>
               </w:rPr>
-              <m:t>t⋅n⋅d</m:t>
+              <m:t>T</m:t>
+            </m:r>
+            <m:r>
+              <w:rPr>
+                <w:rFonts w:ascii="Cambria Math" w:hAnsi="Cambria Math" w:cs="Times New Roman"/>
+                <w:lang w:val="en-US"/>
+              </w:rPr>
+              <m:t>N</m:t>
+            </m:r>
+            <m:r>
+              <w:rPr>
+                <w:rFonts w:ascii="Cambria Math" w:hAnsi="Cambria Math" w:cs="Times New Roman"/>
+              </w:rPr>
+              <m:t>d</m:t>
             </m:r>
           </m:e>
         </m:d>
@@ -20169,7 +20266,7 @@
           <w:rPr>
             <w:rFonts w:ascii="Cambria Math" w:hAnsi="Cambria Math" w:cs="Times New Roman"/>
           </w:rPr>
-          <m:t>t</m:t>
+          <m:t>T</m:t>
         </m:r>
       </m:oMath>
       <w:r>
@@ -20223,7 +20320,7 @@
           <w:rPr>
             <w:rFonts w:ascii="Cambria Math" w:hAnsi="Cambria Math" w:cs="Times New Roman"/>
           </w:rPr>
-          <m:t>n</m:t>
+          <m:t>N</m:t>
         </m:r>
       </m:oMath>
       <w:r>
@@ -20231,65 +20328,7 @@
           <w:rFonts w:cs="Times New Roman"/>
           <w:iCs/>
         </w:rPr>
-        <w:t xml:space="preserve"> − количество особей. Таким образом общую сложность алгоритма оценивается как </w:t>
-      </w:r>
-      <m:oMath>
-        <m:r>
-          <m:rPr>
-            <m:sty m:val="p"/>
-          </m:rPr>
-          <w:rPr>
-            <w:rFonts w:ascii="Cambria Math" w:hAnsi="Cambria Math" w:cs="Times New Roman"/>
-          </w:rPr>
-          <m:t>O</m:t>
-        </m:r>
-        <m:d>
-          <m:dPr>
-            <m:ctrlPr>
-              <w:rPr>
-                <w:rFonts w:ascii="Cambria Math" w:hAnsi="Cambria Math" w:cs="Times New Roman"/>
-              </w:rPr>
-            </m:ctrlPr>
-          </m:dPr>
-          <m:e>
-            <m:r>
-              <m:rPr>
-                <m:sty m:val="p"/>
-              </m:rPr>
-              <w:rPr>
-                <w:rFonts w:ascii="Cambria Math" w:hAnsi="Cambria Math" w:cs="Times New Roman"/>
-              </w:rPr>
-              <m:t>n⋅</m:t>
-            </m:r>
-            <m:d>
-              <m:dPr>
-                <m:ctrlPr>
-                  <w:rPr>
-                    <w:rFonts w:ascii="Cambria Math" w:hAnsi="Cambria Math" w:cs="Times New Roman"/>
-                  </w:rPr>
-                </m:ctrlPr>
-              </m:dPr>
-              <m:e>
-                <m:r>
-                  <m:rPr>
-                    <m:sty m:val="p"/>
-                  </m:rPr>
-                  <w:rPr>
-                    <w:rFonts w:ascii="Cambria Math" w:hAnsi="Cambria Math" w:cs="Times New Roman"/>
-                  </w:rPr>
-                  <m:t>t+td+1</m:t>
-                </m:r>
-              </m:e>
-            </m:d>
-          </m:e>
-        </m:d>
-      </m:oMath>
-      <w:r>
-        <w:rPr>
-          <w:rFonts w:cs="Times New Roman"/>
-          <w:iCs/>
-        </w:rPr>
-        <w:t>.</w:t>
+        <w:t xml:space="preserve"> − количество особей.</w:t>
       </w:r>
     </w:p>
     <w:p>
@@ -20927,7 +20966,6 @@
           <w:rFonts w:cs="Times New Roman"/>
           <w:iCs/>
         </w:rPr>
-        <w:lastRenderedPageBreak/>
         <w:t>Обновляем позицию в соответствии с (5) и (7).</w:t>
       </w:r>
     </w:p>
@@ -20946,6 +20984,7 @@
           <w:bCs/>
           <w:iCs/>
         </w:rPr>
+        <w:lastRenderedPageBreak/>
         <w:t>Иначе</w:t>
       </w:r>
       <w:r>
@@ -21111,7 +21150,8 @@
           <w:iCs/>
         </w:rPr>
       </w:pPr>
-      <w:bookmarkStart w:id="12" w:name="_Список_литературы"/>
+      <w:bookmarkStart w:id="13" w:name="_Toc225845778"/>
+      <w:bookmarkStart w:id="14" w:name="_Список_литературы"/>
       <w:r>
         <w:rPr>
           <w:rFonts w:cs="Times New Roman"/>
@@ -21120,6 +21160,7 @@
         <w:lastRenderedPageBreak/>
         <w:t>Список литературы</w:t>
       </w:r>
+      <w:bookmarkEnd w:id="13"/>
     </w:p>
     <w:p>
       <w:pPr>
@@ -23511,7 +23552,7 @@
         </w:rPr>
         <w:t>.</w:t>
       </w:r>
-      <w:bookmarkEnd w:id="12"/>
+      <w:bookmarkEnd w:id="14"/>
     </w:p>
     <w:sectPr>
       <w:pgSz w:w="11906" w:h="16838"/>
@@ -23654,8 +23695,8 @@
     <w:lsdException w:name="heading 8" w:semiHidden="1" w:unhideWhenUsed="1" w:qFormat="1"/>
     <w:lsdException w:name="heading 9" w:semiHidden="1" w:unhideWhenUsed="1" w:qFormat="1"/>
     <w:lsdException w:name="toc 1" w:uiPriority="39" w:unhideWhenUsed="1" w:qFormat="1"/>
-    <w:lsdException w:name="toc 2" w:qFormat="1"/>
-    <w:lsdException w:name="toc 3" w:qFormat="1"/>
+    <w:lsdException w:name="toc 2" w:uiPriority="39" w:qFormat="1"/>
+    <w:lsdException w:name="toc 3" w:uiPriority="39" w:qFormat="1"/>
     <w:lsdException w:name="footnote text" w:qFormat="1"/>
     <w:lsdException w:name="annotation text" w:qFormat="1"/>
     <w:lsdException w:name="caption" w:semiHidden="1" w:unhideWhenUsed="1" w:qFormat="1"/>
@@ -23663,7 +23704,7 @@
     <w:lsdException w:name="Title" w:qFormat="1"/>
     <w:lsdException w:name="Default Paragraph Font" w:semiHidden="1" w:qFormat="1"/>
     <w:lsdException w:name="Subtitle" w:qFormat="1"/>
-    <w:lsdException w:name="Hyperlink" w:qFormat="1"/>
+    <w:lsdException w:name="Hyperlink" w:uiPriority="99" w:qFormat="1"/>
     <w:lsdException w:name="FollowedHyperlink" w:qFormat="1"/>
     <w:lsdException w:name="Strong" w:qFormat="1"/>
     <w:lsdException w:name="Emphasis" w:qFormat="1"/>
@@ -24170,6 +24211,7 @@
   <w:style w:type="character" w:styleId="a8">
     <w:name w:val="Hyperlink"/>
     <w:basedOn w:val="a0"/>
+    <w:uiPriority w:val="99"/>
     <w:qFormat/>
     <w:rPr>
       <w:color w:val="0000FF"/>
@@ -24225,6 +24267,7 @@
     <w:name w:val="toc 2"/>
     <w:basedOn w:val="a"/>
     <w:next w:val="a"/>
+    <w:uiPriority w:val="39"/>
     <w:qFormat/>
     <w:pPr>
       <w:ind w:leftChars="200" w:left="420"/>
@@ -24234,6 +24277,7 @@
     <w:name w:val="toc 3"/>
     <w:basedOn w:val="a"/>
     <w:next w:val="a"/>
+    <w:uiPriority w:val="39"/>
     <w:qFormat/>
     <w:pPr>
       <w:ind w:leftChars="400" w:left="840"/>
@@ -24278,6 +24322,37 @@
     <w:rsid w:val="00F50E3F"/>
     <w:rPr>
       <w:color w:val="666666"/>
+    </w:rPr>
+  </w:style>
+  <w:style w:type="paragraph" w:styleId="ad">
+    <w:name w:val="endnote text"/>
+    <w:basedOn w:val="a"/>
+    <w:link w:val="ae"/>
+    <w:rsid w:val="003C5B22"/>
+    <w:pPr>
+      <w:spacing w:after="0" w:line="240" w:lineRule="auto"/>
+    </w:pPr>
+    <w:rPr>
+      <w:sz w:val="20"/>
+      <w:szCs w:val="20"/>
+    </w:rPr>
+  </w:style>
+  <w:style w:type="character" w:customStyle="1" w:styleId="ae">
+    <w:name w:val="Текст концевой сноски Знак"/>
+    <w:basedOn w:val="a0"/>
+    <w:link w:val="ad"/>
+    <w:rsid w:val="003C5B22"/>
+    <w:rPr>
+      <w:rFonts w:eastAsia="Calibri" w:cs="Calibri"/>
+      <w:lang w:val="ru-RU"/>
+    </w:rPr>
+  </w:style>
+  <w:style w:type="character" w:styleId="af">
+    <w:name w:val="endnote reference"/>
+    <w:basedOn w:val="a0"/>
+    <w:rsid w:val="003C5B22"/>
+    <w:rPr>
+      <w:vertAlign w:val="superscript"/>
     </w:rPr>
   </w:style>
 </w:styles>

--- a/Курсовая работа 2026 1.1.docx
+++ b/Курсовая работа 2026 1.1.docx
@@ -16118,14 +16118,7 @@
           <w:rFonts w:cs="Times New Roman"/>
           <w:iCs/>
         </w:rPr>
-        <w:t>ля</w:t>
-      </w:r>
-      <w:r>
-        <w:rPr>
-          <w:rFonts w:cs="Times New Roman"/>
-          <w:iCs/>
-        </w:rPr>
-        <w:t xml:space="preserve"> всех особей на каждой итерации считается стоимость целевой функции:</w:t>
+        <w:t>ля всех особей на каждой итерации считается стоимость целевой функции:</w:t>
       </w:r>
     </w:p>
     <w:p>
@@ -20764,6 +20757,7 @@
         <w:rPr>
           <w:rFonts w:cs="Times New Roman"/>
           <w:iCs/>
+          <w:lang w:val="en-US"/>
         </w:rPr>
       </w:pPr>
       <w:r>
@@ -20849,7 +20843,79 @@
         <w:ind w:firstLine="720"/>
         <w:rPr>
           <w:rFonts w:cs="Times New Roman"/>
-          <w:iCs/>
+          <w:i/>
+          <w:iCs/>
+        </w:rPr>
+      </w:pPr>
+      <w:r>
+        <w:rPr>
+          <w:rFonts w:cs="Times New Roman"/>
+          <w:iCs/>
+        </w:rPr>
+        <w:t xml:space="preserve">Вычислить </w:t>
+      </w:r>
+      <m:oMath>
+        <m:sSub>
+          <m:sSubPr>
+            <m:ctrlPr>
+              <w:rPr>
+                <w:rFonts w:ascii="Cambria Math" w:hAnsi="Cambria Math" w:cs="Times New Roman"/>
+                <w:i/>
+                <w:iCs/>
+              </w:rPr>
+            </m:ctrlPr>
+          </m:sSubPr>
+          <m:e>
+            <m:r>
+              <w:rPr>
+                <w:rFonts w:ascii="Cambria Math" w:hAnsi="Cambria Math" w:cs="Times New Roman"/>
+              </w:rPr>
+              <m:t>E</m:t>
+            </m:r>
+          </m:e>
+          <m:sub>
+            <m:r>
+              <w:rPr>
+                <w:rFonts w:ascii="Cambria Math" w:hAnsi="Cambria Math" w:cs="Times New Roman"/>
+              </w:rPr>
+              <m:t>1</m:t>
+            </m:r>
+          </m:sub>
+        </m:sSub>
+      </m:oMath>
+    </w:p>
+    <w:p>
+      <w:pPr>
+        <w:ind w:firstLine="720"/>
+        <w:rPr>
+          <w:rFonts w:cs="Times New Roman"/>
+          <w:iCs/>
+        </w:rPr>
+      </w:pPr>
+      <w:r>
+        <w:rPr>
+          <w:rFonts w:cs="Times New Roman"/>
+          <w:b/>
+          <w:bCs/>
+          <w:iCs/>
+        </w:rPr>
+        <w:t>Для каждой</w:t>
+      </w:r>
+      <w:r>
+        <w:rPr>
+          <w:rFonts w:cs="Times New Roman"/>
+          <w:iCs/>
+        </w:rPr>
+        <w:t xml:space="preserve"> особи:</w:t>
+      </w:r>
+    </w:p>
+    <w:p>
+      <w:pPr>
+        <w:ind w:left="720" w:firstLine="720"/>
+        <w:rPr>
+          <w:rFonts w:cs="Times New Roman"/>
+          <w:iCs/>
+          <w:lang w:val="en-US"/>
         </w:rPr>
       </w:pPr>
       <w:r>
@@ -20873,31 +20939,6 @@
           <w:iCs/>
         </w:rPr>
         <w:t xml:space="preserve"> в соответствии с (4).</w:t>
-      </w:r>
-    </w:p>
-    <w:p>
-      <w:pPr>
-        <w:ind w:firstLine="720"/>
-        <w:rPr>
-          <w:rFonts w:cs="Times New Roman"/>
-          <w:iCs/>
-        </w:rPr>
-      </w:pPr>
-      <w:r>
-        <w:rPr>
-          <w:rFonts w:cs="Times New Roman"/>
-          <w:b/>
-          <w:bCs/>
-          <w:iCs/>
-        </w:rPr>
-        <w:t>Для каждой</w:t>
-      </w:r>
-      <w:r>
-        <w:rPr>
-          <w:rFonts w:cs="Times New Roman"/>
-          <w:iCs/>
-        </w:rPr>
-        <w:t xml:space="preserve"> особи:</w:t>
       </w:r>
     </w:p>
     <w:p>
@@ -20966,6 +21007,7 @@
           <w:rFonts w:cs="Times New Roman"/>
           <w:iCs/>
         </w:rPr>
+        <w:lastRenderedPageBreak/>
         <w:t>Обновляем позицию в соответствии с (5) и (7).</w:t>
       </w:r>
     </w:p>
@@ -20984,7 +21026,6 @@
           <w:bCs/>
           <w:iCs/>
         </w:rPr>
-        <w:lastRenderedPageBreak/>
         <w:t>Иначе</w:t>
       </w:r>
       <w:r>
